--- a/code/Issi table codes.docx
+++ b/code/Issi table codes.docx
@@ -95,25 +95,25 @@
           <w:sz w:val="22"/>
           <w:szCs w:val="22"/>
         </w:rPr>
-        <w:t xml:space="preserve"> – done </w:t>
-      </w:r>
-    </w:p>
-    <w:p>
-      <w:pPr>
-        <w:rPr>
-          <w:rFonts w:ascii="Calibri" w:hAnsi="Calibri" w:cs="Calibri"/>
-          <w:sz w:val="22"/>
-          <w:szCs w:val="22"/>
-        </w:rPr>
-      </w:pPr>
-      <w:proofErr w:type="spellStart"/>
-      <w:r>
-        <w:rPr>
-          <w:rFonts w:ascii="Calibri" w:hAnsi="Calibri" w:cs="Calibri"/>
-          <w:sz w:val="22"/>
-          <w:szCs w:val="22"/>
-        </w:rPr>
-        <w:t>tbl_new_cohort_profile</w:t>
+        <w:t xml:space="preserve"> </w:t>
+      </w:r>
+    </w:p>
+    <w:p>
+      <w:pPr>
+        <w:rPr>
+          <w:rFonts w:ascii="Calibri" w:hAnsi="Calibri" w:cs="Calibri"/>
+          <w:sz w:val="22"/>
+          <w:szCs w:val="22"/>
+        </w:rPr>
+      </w:pPr>
+      <w:proofErr w:type="spellStart"/>
+      <w:r>
+        <w:rPr>
+          <w:rFonts w:ascii="Calibri" w:hAnsi="Calibri" w:cs="Calibri"/>
+          <w:sz w:val="22"/>
+          <w:szCs w:val="22"/>
+        </w:rPr>
+        <w:t>IH_tbl_cohort_profile</w:t>
       </w:r>
       <w:proofErr w:type="spellEnd"/>
     </w:p>
@@ -189,6 +189,42 @@
         <w:t>tbl_IMD_info</w:t>
       </w:r>
       <w:proofErr w:type="spellEnd"/>
+    </w:p>
+    <w:p>
+      <w:pPr>
+        <w:rPr>
+          <w:rFonts w:ascii="Calibri" w:hAnsi="Calibri" w:cs="Calibri"/>
+          <w:sz w:val="22"/>
+          <w:szCs w:val="22"/>
+        </w:rPr>
+      </w:pPr>
+      <w:proofErr w:type="spellStart"/>
+      <w:r>
+        <w:rPr>
+          <w:rFonts w:ascii="Calibri" w:hAnsi="Calibri" w:cs="Calibri"/>
+          <w:sz w:val="22"/>
+          <w:szCs w:val="22"/>
+        </w:rPr>
+        <w:t>IH_tbl_BPdate</w:t>
+      </w:r>
+      <w:proofErr w:type="spellEnd"/>
+    </w:p>
+    <w:p>
+      <w:pPr>
+        <w:rPr>
+          <w:rFonts w:ascii="Calibri" w:hAnsi="Calibri" w:cs="Calibri"/>
+          <w:sz w:val="22"/>
+          <w:szCs w:val="22"/>
+        </w:rPr>
+      </w:pPr>
+      <w:r>
+        <w:rPr>
+          <w:rFonts w:ascii="Calibri" w:hAnsi="Calibri" w:cs="Calibri"/>
+          <w:sz w:val="22"/>
+          <w:szCs w:val="22"/>
+        </w:rPr>
+        <w:t>IHtbl_BPage</w:t>
+      </w:r>
     </w:p>
     <w:p>
       <w:pPr>
@@ -834,7 +870,53 @@
           <w:sz w:val="22"/>
           <w:szCs w:val="22"/>
         </w:rPr>
-        <w:t>tbl_new_cohort_profile</w:t>
+        <w:t>IH_</w:t>
+      </w:r>
+      <w:r>
+        <w:rPr>
+          <w:rFonts w:ascii="Calibri" w:hAnsi="Calibri" w:cs="Calibri"/>
+          <w:i/>
+          <w:iCs/>
+          <w:color w:val="0070C0"/>
+          <w:sz w:val="22"/>
+          <w:szCs w:val="22"/>
+        </w:rPr>
+        <w:t>tbl</w:t>
+      </w:r>
+      <w:proofErr w:type="spellEnd"/>
+      <w:r>
+        <w:rPr>
+          <w:rFonts w:ascii="Calibri" w:hAnsi="Calibri" w:cs="Calibri"/>
+          <w:i/>
+          <w:iCs/>
+          <w:color w:val="0070C0"/>
+          <w:sz w:val="22"/>
+          <w:szCs w:val="22"/>
+        </w:rPr>
+        <w:t xml:space="preserve"> </w:t>
+      </w:r>
+      <w:r>
+        <w:rPr>
+          <w:rFonts w:ascii="Calibri" w:hAnsi="Calibri" w:cs="Calibri"/>
+          <w:i/>
+          <w:iCs/>
+          <w:color w:val="0070C0"/>
+          <w:sz w:val="22"/>
+          <w:szCs w:val="22"/>
+        </w:rPr>
+        <w:t>_</w:t>
+      </w:r>
+      <w:proofErr w:type="spellStart"/>
+      <w:r>
+        <w:rPr>
+          <w:rFonts w:ascii="Calibri" w:hAnsi="Calibri" w:cs="Calibri"/>
+          <w:i/>
+          <w:iCs/>
+          <w:color w:val="0070C0"/>
+          <w:sz w:val="22"/>
+          <w:szCs w:val="22"/>
+        </w:rPr>
+        <w:t>cohort_profile</w:t>
       </w:r>
       <w:proofErr w:type="spellEnd"/>
     </w:p>
@@ -853,6 +935,7 @@
           <w:sz w:val="22"/>
           <w:szCs w:val="22"/>
         </w:rPr>
+        <w:lastRenderedPageBreak/>
         <w:drawing>
           <wp:inline distT="0" distB="0" distL="0" distR="0" wp14:anchorId="5059668C" wp14:editId="2C764FD4">
             <wp:extent cx="1193673" cy="2118511"/>
@@ -928,7 +1011,6 @@
           <w:szCs w:val="22"/>
           <w:u w:val="single"/>
         </w:rPr>
-        <w:lastRenderedPageBreak/>
         <w:t xml:space="preserve">Code: </w:t>
       </w:r>
     </w:p>
@@ -946,7 +1028,25 @@
           <w:sz w:val="22"/>
           <w:szCs w:val="22"/>
         </w:rPr>
-        <w:t>CREATE OR REPLACE TABLE `yhcr-prd-bradfor-bia-core.CB_1745.tbl_new_cohort_profile` as (</w:t>
+        <w:t>CREATE OR REPLACE TABLE `yhcr-prd-bradfor-bia-</w:t>
+      </w:r>
+      <w:proofErr w:type="gramStart"/>
+      <w:r>
+        <w:rPr>
+          <w:rFonts w:ascii="Calibri" w:hAnsi="Calibri" w:cs="Calibri"/>
+          <w:sz w:val="22"/>
+          <w:szCs w:val="22"/>
+        </w:rPr>
+        <w:t>core.CB</w:t>
+      </w:r>
+      <w:proofErr w:type="gramEnd"/>
+      <w:r>
+        <w:rPr>
+          <w:rFonts w:ascii="Calibri" w:hAnsi="Calibri" w:cs="Calibri"/>
+          <w:sz w:val="22"/>
+          <w:szCs w:val="22"/>
+        </w:rPr>
+        <w:t>_1745.IH_tbl_cohort_profile` as (</w:t>
       </w:r>
     </w:p>
     <w:p>
@@ -1598,6 +1698,15 @@
         </w:rPr>
         <w:t>)</w:t>
       </w:r>
+    </w:p>
+    <w:p>
+      <w:pPr>
+        <w:rPr>
+          <w:rFonts w:ascii="Calibri" w:hAnsi="Calibri" w:cs="Calibri"/>
+          <w:sz w:val="22"/>
+          <w:szCs w:val="22"/>
+        </w:rPr>
+      </w:pPr>
     </w:p>
     <w:p>
       <w:pPr>
@@ -1629,7 +1738,29 @@
           <w:sz w:val="22"/>
           <w:szCs w:val="22"/>
         </w:rPr>
-        <w:t>tbl_new_cohort_table_new</w:t>
+        <w:t>tbl_new_cohort_</w:t>
+      </w:r>
+      <w:r>
+        <w:rPr>
+          <w:rFonts w:ascii="Calibri" w:hAnsi="Calibri" w:cs="Calibri"/>
+          <w:i/>
+          <w:iCs/>
+          <w:color w:val="0070C0"/>
+          <w:sz w:val="22"/>
+          <w:szCs w:val="22"/>
+        </w:rPr>
+        <w:t>profile</w:t>
+      </w:r>
+      <w:r>
+        <w:rPr>
+          <w:rFonts w:ascii="Calibri" w:hAnsi="Calibri" w:cs="Calibri"/>
+          <w:i/>
+          <w:iCs/>
+          <w:color w:val="0070C0"/>
+          <w:sz w:val="22"/>
+          <w:szCs w:val="22"/>
+        </w:rPr>
+        <w:t>_new</w:t>
       </w:r>
       <w:proofErr w:type="spellEnd"/>
       <w:r>
@@ -2864,7 +2995,7 @@
           <w:szCs w:val="22"/>
         </w:rPr>
         <w:drawing>
-          <wp:inline distT="0" distB="0" distL="0" distR="0" wp14:anchorId="5FA5FD9B" wp14:editId="4AAA05EA">
+          <wp:inline distT="0" distB="0" distL="0" distR="0" wp14:anchorId="5FA5FD9B" wp14:editId="6C36A9F4">
             <wp:extent cx="1156635" cy="2411547"/>
             <wp:effectExtent l="0" t="0" r="0" b="1905"/>
             <wp:docPr id="330713161" name="Picture 12" descr="A screenshot of a phone&#10;&#10;Description automatically generated"/>
@@ -3170,7 +3301,7 @@
         </w:rPr>
         <w:lastRenderedPageBreak/>
         <w:drawing>
-          <wp:inline distT="0" distB="0" distL="0" distR="0" wp14:anchorId="3E8E6A40" wp14:editId="61C8BFB6">
+          <wp:inline distT="0" distB="0" distL="0" distR="0" wp14:anchorId="3E8E6A40" wp14:editId="4C7CD650">
             <wp:extent cx="1029893" cy="1104523"/>
             <wp:effectExtent l="0" t="0" r="0" b="635"/>
             <wp:docPr id="826064385" name="Picture 13" descr="A screenshot of a phone&#10;&#10;Description automatically generated"/>
@@ -3557,12 +3688,6 @@
         <w:gridCol w:w="709"/>
       </w:tblGrid>
       <w:tr>
-        <w:tblPrEx>
-          <w:tblCellMar>
-            <w:top w:w="0" w:type="dxa"/>
-            <w:bottom w:w="0" w:type="dxa"/>
-          </w:tblCellMar>
-        </w:tblPrEx>
         <w:tc>
           <w:tcPr>
             <w:tcW w:w="893" w:type="dxa"/>
@@ -3965,6 +4090,937 @@
         </w:tc>
       </w:tr>
     </w:tbl>
+    <w:p>
+      <w:pPr>
+        <w:rPr>
+          <w:rFonts w:ascii="Calibri" w:hAnsi="Calibri" w:cs="Calibri"/>
+          <w:sz w:val="22"/>
+          <w:szCs w:val="22"/>
+        </w:rPr>
+      </w:pPr>
+    </w:p>
+    <w:p>
+      <w:pPr>
+        <w:rPr>
+          <w:rFonts w:ascii="Calibri" w:hAnsi="Calibri" w:cs="Calibri"/>
+          <w:color w:val="0070C0"/>
+          <w:sz w:val="22"/>
+          <w:szCs w:val="22"/>
+        </w:rPr>
+      </w:pPr>
+      <w:proofErr w:type="spellStart"/>
+      <w:r>
+        <w:rPr>
+          <w:rFonts w:ascii="Calibri" w:hAnsi="Calibri" w:cs="Calibri"/>
+          <w:color w:val="0070C0"/>
+          <w:sz w:val="22"/>
+          <w:szCs w:val="22"/>
+        </w:rPr>
+        <w:t>IH_tbl_BPdate</w:t>
+      </w:r>
+      <w:proofErr w:type="spellEnd"/>
+      <w:r>
+        <w:rPr>
+          <w:rFonts w:ascii="Calibri" w:hAnsi="Calibri" w:cs="Calibri"/>
+          <w:color w:val="0070C0"/>
+          <w:sz w:val="22"/>
+          <w:szCs w:val="22"/>
+        </w:rPr>
+        <w:t xml:space="preserve"> (</w:t>
+      </w:r>
+      <w:proofErr w:type="spellStart"/>
+      <w:r>
+        <w:rPr>
+          <w:rFonts w:ascii="Calibri" w:hAnsi="Calibri" w:cs="Calibri"/>
+          <w:color w:val="0070C0"/>
+          <w:sz w:val="22"/>
+          <w:szCs w:val="22"/>
+        </w:rPr>
+        <w:t>prev</w:t>
+      </w:r>
+      <w:proofErr w:type="spellEnd"/>
+      <w:r>
+        <w:rPr>
+          <w:rFonts w:ascii="Calibri" w:hAnsi="Calibri" w:cs="Calibri"/>
+          <w:color w:val="0070C0"/>
+          <w:sz w:val="22"/>
+          <w:szCs w:val="22"/>
+        </w:rPr>
+        <w:t xml:space="preserve"> </w:t>
+      </w:r>
+      <w:r>
+        <w:rPr>
+          <w:rFonts w:ascii="Calibri" w:hAnsi="Calibri" w:cs="Calibri"/>
+          <w:color w:val="0070C0"/>
+          <w:sz w:val="22"/>
+          <w:szCs w:val="22"/>
+        </w:rPr>
+        <w:t>New_cohort_profil</w:t>
+      </w:r>
+      <w:r>
+        <w:rPr>
+          <w:rFonts w:ascii="Calibri" w:hAnsi="Calibri" w:cs="Calibri"/>
+          <w:color w:val="0070C0"/>
+          <w:sz w:val="22"/>
+          <w:szCs w:val="22"/>
+        </w:rPr>
+        <w:t>e</w:t>
+      </w:r>
+      <w:r>
+        <w:rPr>
+          <w:rFonts w:ascii="Calibri" w:hAnsi="Calibri" w:cs="Calibri"/>
+          <w:color w:val="0070C0"/>
+          <w:sz w:val="22"/>
+          <w:szCs w:val="22"/>
+        </w:rPr>
+        <w:t>1</w:t>
+      </w:r>
+      <w:r>
+        <w:rPr>
+          <w:rFonts w:ascii="Calibri" w:hAnsi="Calibri" w:cs="Calibri"/>
+          <w:color w:val="0070C0"/>
+          <w:sz w:val="22"/>
+          <w:szCs w:val="22"/>
+        </w:rPr>
+        <w:t>)</w:t>
+      </w:r>
+    </w:p>
+    <w:p>
+      <w:pPr>
+        <w:rPr>
+          <w:rFonts w:ascii="Calibri" w:hAnsi="Calibri" w:cs="Calibri"/>
+          <w:sz w:val="22"/>
+          <w:szCs w:val="22"/>
+        </w:rPr>
+      </w:pPr>
+    </w:p>
+    <w:p>
+      <w:pPr>
+        <w:rPr>
+          <w:rFonts w:ascii="Calibri" w:hAnsi="Calibri" w:cs="Calibri"/>
+          <w:color w:val="0070C0"/>
+          <w:sz w:val="22"/>
+          <w:szCs w:val="22"/>
+        </w:rPr>
+      </w:pPr>
+      <w:r>
+        <w:rPr>
+          <w:rFonts w:ascii="Calibri" w:hAnsi="Calibri" w:cs="Calibri"/>
+          <w:color w:val="0070C0"/>
+          <w:sz w:val="22"/>
+          <w:szCs w:val="22"/>
+        </w:rPr>
+        <w:t xml:space="preserve">Attaching BP date to person ID </w:t>
+      </w:r>
+    </w:p>
+    <w:p>
+      <w:pPr>
+        <w:rPr>
+          <w:rFonts w:ascii="Calibri" w:hAnsi="Calibri" w:cs="Calibri"/>
+          <w:sz w:val="22"/>
+          <w:szCs w:val="22"/>
+        </w:rPr>
+      </w:pPr>
+      <w:r>
+        <w:rPr>
+          <w:rFonts w:ascii="Calibri" w:hAnsi="Calibri" w:cs="Calibri"/>
+          <w:noProof/>
+          <w:sz w:val="22"/>
+          <w:szCs w:val="22"/>
+        </w:rPr>
+        <w:drawing>
+          <wp:inline distT="0" distB="0" distL="0" distR="0" wp14:anchorId="1EF99636" wp14:editId="68045FF2">
+            <wp:extent cx="1955260" cy="1050845"/>
+            <wp:effectExtent l="0" t="0" r="635" b="3810"/>
+            <wp:docPr id="1523591491" name="Picture 2" descr="A screenshot of a phone&#10;&#10;Description automatically generated"/>
+            <wp:cNvGraphicFramePr>
+              <a:graphicFrameLocks xmlns:a="http://schemas.openxmlformats.org/drawingml/2006/main" noChangeAspect="1"/>
+            </wp:cNvGraphicFramePr>
+            <a:graphic xmlns:a="http://schemas.openxmlformats.org/drawingml/2006/main">
+              <a:graphicData uri="http://schemas.openxmlformats.org/drawingml/2006/picture">
+                <pic:pic xmlns:pic="http://schemas.openxmlformats.org/drawingml/2006/picture">
+                  <pic:nvPicPr>
+                    <pic:cNvPr id="566518891" name="Picture 2" descr="A screenshot of a phone&#10;&#10;Description automatically generated"/>
+                    <pic:cNvPicPr/>
+                  </pic:nvPicPr>
+                  <pic:blipFill>
+                    <a:blip r:embed="rId9">
+                      <a:extLst>
+                        <a:ext uri="{28A0092B-C50C-407E-A947-70E740481C1C}">
+                          <a14:useLocalDpi xmlns:a14="http://schemas.microsoft.com/office/drawing/2010/main" val="0"/>
+                        </a:ext>
+                      </a:extLst>
+                    </a:blip>
+                    <a:stretch>
+                      <a:fillRect/>
+                    </a:stretch>
+                  </pic:blipFill>
+                  <pic:spPr>
+                    <a:xfrm>
+                      <a:off x="0" y="0"/>
+                      <a:ext cx="1972484" cy="1060102"/>
+                    </a:xfrm>
+                    <a:prstGeom prst="rect">
+                      <a:avLst/>
+                    </a:prstGeom>
+                  </pic:spPr>
+                </pic:pic>
+              </a:graphicData>
+            </a:graphic>
+          </wp:inline>
+        </w:drawing>
+      </w:r>
+    </w:p>
+    <w:p>
+      <w:pPr>
+        <w:rPr>
+          <w:rFonts w:ascii="Calibri" w:hAnsi="Calibri" w:cs="Calibri"/>
+          <w:sz w:val="22"/>
+          <w:szCs w:val="22"/>
+        </w:rPr>
+      </w:pPr>
+    </w:p>
+    <w:p>
+      <w:pPr>
+        <w:rPr>
+          <w:rFonts w:ascii="Calibri" w:hAnsi="Calibri" w:cs="Calibri"/>
+          <w:sz w:val="22"/>
+          <w:szCs w:val="22"/>
+        </w:rPr>
+      </w:pPr>
+      <w:r>
+        <w:rPr>
+          <w:rFonts w:ascii="Calibri" w:hAnsi="Calibri" w:cs="Calibri"/>
+          <w:sz w:val="22"/>
+          <w:szCs w:val="22"/>
+        </w:rPr>
+        <w:t>CREATE OR REPLACE TABLE `yhcr-prd-bradfor-bia-</w:t>
+      </w:r>
+      <w:proofErr w:type="gramStart"/>
+      <w:r>
+        <w:rPr>
+          <w:rFonts w:ascii="Calibri" w:hAnsi="Calibri" w:cs="Calibri"/>
+          <w:sz w:val="22"/>
+          <w:szCs w:val="22"/>
+        </w:rPr>
+        <w:t>core.CB</w:t>
+      </w:r>
+      <w:proofErr w:type="gramEnd"/>
+      <w:r>
+        <w:rPr>
+          <w:rFonts w:ascii="Calibri" w:hAnsi="Calibri" w:cs="Calibri"/>
+          <w:sz w:val="22"/>
+          <w:szCs w:val="22"/>
+        </w:rPr>
+        <w:t>_1745.IH_tbl_BPdate` AS (</w:t>
+      </w:r>
+    </w:p>
+    <w:p>
+      <w:pPr>
+        <w:rPr>
+          <w:rFonts w:ascii="Calibri" w:hAnsi="Calibri" w:cs="Calibri"/>
+          <w:sz w:val="22"/>
+          <w:szCs w:val="22"/>
+        </w:rPr>
+      </w:pPr>
+      <w:r>
+        <w:rPr>
+          <w:rFonts w:ascii="Calibri" w:hAnsi="Calibri" w:cs="Calibri"/>
+          <w:sz w:val="22"/>
+          <w:szCs w:val="22"/>
+        </w:rPr>
+        <w:t xml:space="preserve">  SELECT *</w:t>
+      </w:r>
+    </w:p>
+    <w:p>
+      <w:pPr>
+        <w:rPr>
+          <w:rFonts w:ascii="Calibri" w:hAnsi="Calibri" w:cs="Calibri"/>
+          <w:sz w:val="22"/>
+          <w:szCs w:val="22"/>
+        </w:rPr>
+      </w:pPr>
+      <w:r>
+        <w:rPr>
+          <w:rFonts w:ascii="Calibri" w:hAnsi="Calibri" w:cs="Calibri"/>
+          <w:sz w:val="22"/>
+          <w:szCs w:val="22"/>
+        </w:rPr>
+        <w:t xml:space="preserve">  FROM (</w:t>
+      </w:r>
+    </w:p>
+    <w:p>
+      <w:pPr>
+        <w:rPr>
+          <w:rFonts w:ascii="Calibri" w:hAnsi="Calibri" w:cs="Calibri"/>
+          <w:sz w:val="22"/>
+          <w:szCs w:val="22"/>
+        </w:rPr>
+      </w:pPr>
+      <w:r>
+        <w:rPr>
+          <w:rFonts w:ascii="Calibri" w:hAnsi="Calibri" w:cs="Calibri"/>
+          <w:sz w:val="22"/>
+          <w:szCs w:val="22"/>
+        </w:rPr>
+        <w:t xml:space="preserve">    SELECT </w:t>
+      </w:r>
+    </w:p>
+    <w:p>
+      <w:pPr>
+        <w:rPr>
+          <w:rFonts w:ascii="Calibri" w:hAnsi="Calibri" w:cs="Calibri"/>
+          <w:sz w:val="22"/>
+          <w:szCs w:val="22"/>
+        </w:rPr>
+      </w:pPr>
+      <w:r>
+        <w:rPr>
+          <w:rFonts w:ascii="Calibri" w:hAnsi="Calibri" w:cs="Calibri"/>
+          <w:sz w:val="22"/>
+          <w:szCs w:val="22"/>
+        </w:rPr>
+        <w:t xml:space="preserve">      </w:t>
+      </w:r>
+      <w:proofErr w:type="spellStart"/>
+      <w:r>
+        <w:rPr>
+          <w:rFonts w:ascii="Calibri" w:hAnsi="Calibri" w:cs="Calibri"/>
+          <w:sz w:val="22"/>
+          <w:szCs w:val="22"/>
+        </w:rPr>
+        <w:t>person_id_hashed</w:t>
+      </w:r>
+      <w:proofErr w:type="spellEnd"/>
+      <w:r>
+        <w:rPr>
+          <w:rFonts w:ascii="Calibri" w:hAnsi="Calibri" w:cs="Calibri"/>
+          <w:sz w:val="22"/>
+          <w:szCs w:val="22"/>
+        </w:rPr>
+        <w:t xml:space="preserve">, </w:t>
+      </w:r>
+    </w:p>
+    <w:p>
+      <w:pPr>
+        <w:rPr>
+          <w:rFonts w:ascii="Calibri" w:hAnsi="Calibri" w:cs="Calibri"/>
+          <w:sz w:val="22"/>
+          <w:szCs w:val="22"/>
+        </w:rPr>
+      </w:pPr>
+      <w:r>
+        <w:rPr>
+          <w:rFonts w:ascii="Calibri" w:hAnsi="Calibri" w:cs="Calibri"/>
+          <w:sz w:val="22"/>
+          <w:szCs w:val="22"/>
+        </w:rPr>
+        <w:t xml:space="preserve">      </w:t>
+      </w:r>
+      <w:proofErr w:type="spellStart"/>
+      <w:r>
+        <w:rPr>
+          <w:rFonts w:ascii="Calibri" w:hAnsi="Calibri" w:cs="Calibri"/>
+          <w:sz w:val="22"/>
+          <w:szCs w:val="22"/>
+        </w:rPr>
+        <w:t>tbl_bloodpressure_data_start_date</w:t>
+      </w:r>
+      <w:proofErr w:type="spellEnd"/>
+      <w:r>
+        <w:rPr>
+          <w:rFonts w:ascii="Calibri" w:hAnsi="Calibri" w:cs="Calibri"/>
+          <w:sz w:val="22"/>
+          <w:szCs w:val="22"/>
+        </w:rPr>
+        <w:t xml:space="preserve">, </w:t>
+      </w:r>
+    </w:p>
+    <w:p>
+      <w:pPr>
+        <w:rPr>
+          <w:rFonts w:ascii="Calibri" w:hAnsi="Calibri" w:cs="Calibri"/>
+          <w:sz w:val="22"/>
+          <w:szCs w:val="22"/>
+        </w:rPr>
+      </w:pPr>
+      <w:r>
+        <w:rPr>
+          <w:rFonts w:ascii="Calibri" w:hAnsi="Calibri" w:cs="Calibri"/>
+          <w:sz w:val="22"/>
+          <w:szCs w:val="22"/>
+        </w:rPr>
+        <w:t xml:space="preserve">      ROW_</w:t>
+      </w:r>
+      <w:proofErr w:type="gramStart"/>
+      <w:r>
+        <w:rPr>
+          <w:rFonts w:ascii="Calibri" w:hAnsi="Calibri" w:cs="Calibri"/>
+          <w:sz w:val="22"/>
+          <w:szCs w:val="22"/>
+        </w:rPr>
+        <w:t>NUMBER(</w:t>
+      </w:r>
+      <w:proofErr w:type="gramEnd"/>
+      <w:r>
+        <w:rPr>
+          <w:rFonts w:ascii="Calibri" w:hAnsi="Calibri" w:cs="Calibri"/>
+          <w:sz w:val="22"/>
+          <w:szCs w:val="22"/>
+        </w:rPr>
+        <w:t xml:space="preserve">) OVER (PARTITION BY </w:t>
+      </w:r>
+      <w:proofErr w:type="spellStart"/>
+      <w:r>
+        <w:rPr>
+          <w:rFonts w:ascii="Calibri" w:hAnsi="Calibri" w:cs="Calibri"/>
+          <w:sz w:val="22"/>
+          <w:szCs w:val="22"/>
+        </w:rPr>
+        <w:t>person_id_hashed</w:t>
+      </w:r>
+      <w:proofErr w:type="spellEnd"/>
+      <w:r>
+        <w:rPr>
+          <w:rFonts w:ascii="Calibri" w:hAnsi="Calibri" w:cs="Calibri"/>
+          <w:sz w:val="22"/>
+          <w:szCs w:val="22"/>
+        </w:rPr>
+        <w:t xml:space="preserve"> ORDER BY </w:t>
+      </w:r>
+      <w:proofErr w:type="spellStart"/>
+      <w:r>
+        <w:rPr>
+          <w:rFonts w:ascii="Calibri" w:hAnsi="Calibri" w:cs="Calibri"/>
+          <w:sz w:val="22"/>
+          <w:szCs w:val="22"/>
+        </w:rPr>
+        <w:t>tbl_bloodpressure_data_start_date</w:t>
+      </w:r>
+      <w:proofErr w:type="spellEnd"/>
+      <w:r>
+        <w:rPr>
+          <w:rFonts w:ascii="Calibri" w:hAnsi="Calibri" w:cs="Calibri"/>
+          <w:sz w:val="22"/>
+          <w:szCs w:val="22"/>
+        </w:rPr>
+        <w:t>) AS BP_SEQ</w:t>
+      </w:r>
+    </w:p>
+    <w:p>
+      <w:pPr>
+        <w:rPr>
+          <w:rFonts w:ascii="Calibri" w:hAnsi="Calibri" w:cs="Calibri"/>
+          <w:sz w:val="22"/>
+          <w:szCs w:val="22"/>
+        </w:rPr>
+      </w:pPr>
+      <w:r>
+        <w:rPr>
+          <w:rFonts w:ascii="Calibri" w:hAnsi="Calibri" w:cs="Calibri"/>
+          <w:sz w:val="22"/>
+          <w:szCs w:val="22"/>
+        </w:rPr>
+        <w:t xml:space="preserve">    FROM `yhcr-prd-bradfor-bia-core.CB_1745.tbl_bloodpressure_data`</w:t>
+      </w:r>
+    </w:p>
+    <w:p>
+      <w:pPr>
+        <w:rPr>
+          <w:rFonts w:ascii="Calibri" w:hAnsi="Calibri" w:cs="Calibri"/>
+          <w:sz w:val="22"/>
+          <w:szCs w:val="22"/>
+        </w:rPr>
+      </w:pPr>
+      <w:r>
+        <w:rPr>
+          <w:rFonts w:ascii="Calibri" w:hAnsi="Calibri" w:cs="Calibri"/>
+          <w:sz w:val="22"/>
+          <w:szCs w:val="22"/>
+        </w:rPr>
+        <w:t xml:space="preserve">    GROUP BY </w:t>
+      </w:r>
+      <w:proofErr w:type="spellStart"/>
+      <w:r>
+        <w:rPr>
+          <w:rFonts w:ascii="Calibri" w:hAnsi="Calibri" w:cs="Calibri"/>
+          <w:sz w:val="22"/>
+          <w:szCs w:val="22"/>
+        </w:rPr>
+        <w:t>person_id_hashed</w:t>
+      </w:r>
+      <w:proofErr w:type="spellEnd"/>
+      <w:r>
+        <w:rPr>
+          <w:rFonts w:ascii="Calibri" w:hAnsi="Calibri" w:cs="Calibri"/>
+          <w:sz w:val="22"/>
+          <w:szCs w:val="22"/>
+        </w:rPr>
+        <w:t xml:space="preserve">, </w:t>
+      </w:r>
+      <w:proofErr w:type="spellStart"/>
+      <w:r>
+        <w:rPr>
+          <w:rFonts w:ascii="Calibri" w:hAnsi="Calibri" w:cs="Calibri"/>
+          <w:sz w:val="22"/>
+          <w:szCs w:val="22"/>
+        </w:rPr>
+        <w:t>tbl_bloodpressure_data_start_date</w:t>
+      </w:r>
+      <w:proofErr w:type="spellEnd"/>
+    </w:p>
+    <w:p>
+      <w:pPr>
+        <w:rPr>
+          <w:rFonts w:ascii="Calibri" w:hAnsi="Calibri" w:cs="Calibri"/>
+          <w:sz w:val="22"/>
+          <w:szCs w:val="22"/>
+        </w:rPr>
+      </w:pPr>
+      <w:r>
+        <w:rPr>
+          <w:rFonts w:ascii="Calibri" w:hAnsi="Calibri" w:cs="Calibri"/>
+          <w:sz w:val="22"/>
+          <w:szCs w:val="22"/>
+        </w:rPr>
+        <w:t xml:space="preserve">  )</w:t>
+      </w:r>
+    </w:p>
+    <w:p>
+      <w:pPr>
+        <w:rPr>
+          <w:rFonts w:ascii="Calibri" w:hAnsi="Calibri" w:cs="Calibri"/>
+          <w:sz w:val="22"/>
+          <w:szCs w:val="22"/>
+        </w:rPr>
+      </w:pPr>
+      <w:r>
+        <w:rPr>
+          <w:rFonts w:ascii="Calibri" w:hAnsi="Calibri" w:cs="Calibri"/>
+          <w:sz w:val="22"/>
+          <w:szCs w:val="22"/>
+        </w:rPr>
+        <w:t xml:space="preserve">  WHERE BP_SEQ = 1</w:t>
+      </w:r>
+    </w:p>
+    <w:p>
+      <w:pPr>
+        <w:rPr>
+          <w:rFonts w:ascii="Calibri" w:hAnsi="Calibri" w:cs="Calibri"/>
+          <w:sz w:val="22"/>
+          <w:szCs w:val="22"/>
+        </w:rPr>
+      </w:pPr>
+      <w:r>
+        <w:rPr>
+          <w:rFonts w:ascii="Calibri" w:hAnsi="Calibri" w:cs="Calibri"/>
+          <w:sz w:val="22"/>
+          <w:szCs w:val="22"/>
+        </w:rPr>
+        <w:t>)</w:t>
+      </w:r>
+    </w:p>
+    <w:p>
+      <w:pPr>
+        <w:rPr>
+          <w:rFonts w:ascii="Calibri" w:hAnsi="Calibri" w:cs="Calibri"/>
+          <w:sz w:val="22"/>
+          <w:szCs w:val="22"/>
+        </w:rPr>
+      </w:pPr>
+    </w:p>
+    <w:p>
+      <w:pPr>
+        <w:rPr>
+          <w:rFonts w:ascii="Calibri" w:hAnsi="Calibri" w:cs="Calibri"/>
+          <w:color w:val="0070C0"/>
+          <w:sz w:val="22"/>
+          <w:szCs w:val="22"/>
+        </w:rPr>
+      </w:pPr>
+      <w:proofErr w:type="spellStart"/>
+      <w:r>
+        <w:rPr>
+          <w:rFonts w:ascii="Calibri" w:hAnsi="Calibri" w:cs="Calibri"/>
+          <w:color w:val="0070C0"/>
+          <w:sz w:val="22"/>
+          <w:szCs w:val="22"/>
+        </w:rPr>
+        <w:t>IHtbl_BPage</w:t>
+      </w:r>
+      <w:proofErr w:type="spellEnd"/>
+      <w:r>
+        <w:rPr>
+          <w:rFonts w:ascii="Calibri" w:hAnsi="Calibri" w:cs="Calibri"/>
+          <w:color w:val="0070C0"/>
+          <w:sz w:val="22"/>
+          <w:szCs w:val="22"/>
+        </w:rPr>
+        <w:t xml:space="preserve"> (</w:t>
+      </w:r>
+      <w:proofErr w:type="spellStart"/>
+      <w:r>
+        <w:rPr>
+          <w:rFonts w:ascii="Calibri" w:hAnsi="Calibri" w:cs="Calibri"/>
+          <w:color w:val="0070C0"/>
+          <w:sz w:val="22"/>
+          <w:szCs w:val="22"/>
+        </w:rPr>
+        <w:t>prev</w:t>
+      </w:r>
+      <w:proofErr w:type="spellEnd"/>
+      <w:r>
+        <w:rPr>
+          <w:rFonts w:ascii="Calibri" w:hAnsi="Calibri" w:cs="Calibri"/>
+          <w:color w:val="0070C0"/>
+          <w:sz w:val="22"/>
+          <w:szCs w:val="22"/>
+        </w:rPr>
+        <w:t xml:space="preserve"> new_cohort_profile2)</w:t>
+      </w:r>
+    </w:p>
+    <w:p>
+      <w:pPr>
+        <w:rPr>
+          <w:rFonts w:ascii="Calibri" w:hAnsi="Calibri" w:cs="Calibri"/>
+          <w:color w:val="0070C0"/>
+          <w:sz w:val="22"/>
+          <w:szCs w:val="22"/>
+        </w:rPr>
+      </w:pPr>
+    </w:p>
+    <w:p>
+      <w:pPr>
+        <w:rPr>
+          <w:rFonts w:ascii="Calibri" w:hAnsi="Calibri" w:cs="Calibri"/>
+          <w:color w:val="000000" w:themeColor="text1"/>
+          <w:sz w:val="22"/>
+          <w:szCs w:val="22"/>
+        </w:rPr>
+      </w:pPr>
+      <w:r>
+        <w:rPr>
+          <w:rFonts w:ascii="Calibri" w:hAnsi="Calibri" w:cs="Calibri"/>
+          <w:color w:val="000000" w:themeColor="text1"/>
+          <w:sz w:val="22"/>
+          <w:szCs w:val="22"/>
+        </w:rPr>
+        <w:t xml:space="preserve">For working out specific patient age </w:t>
+      </w:r>
+    </w:p>
+    <w:p>
+      <w:pPr>
+        <w:rPr>
+          <w:rFonts w:ascii="Calibri" w:hAnsi="Calibri" w:cs="Calibri"/>
+          <w:sz w:val="22"/>
+          <w:szCs w:val="22"/>
+        </w:rPr>
+      </w:pPr>
+      <w:r>
+        <w:rPr>
+          <w:rFonts w:ascii="Calibri" w:hAnsi="Calibri" w:cs="Calibri"/>
+          <w:noProof/>
+          <w:sz w:val="22"/>
+          <w:szCs w:val="22"/>
+        </w:rPr>
+        <w:lastRenderedPageBreak/>
+        <w:drawing>
+          <wp:inline distT="0" distB="0" distL="0" distR="0" wp14:anchorId="4BC32953" wp14:editId="744A0955">
+            <wp:extent cx="1942524" cy="1235413"/>
+            <wp:effectExtent l="0" t="0" r="635" b="0"/>
+            <wp:docPr id="1466105179" name="Picture 1" descr="A screenshot of a computer&#10;&#10;Description automatically generated"/>
+            <wp:cNvGraphicFramePr>
+              <a:graphicFrameLocks xmlns:a="http://schemas.openxmlformats.org/drawingml/2006/main" noChangeAspect="1"/>
+            </wp:cNvGraphicFramePr>
+            <a:graphic xmlns:a="http://schemas.openxmlformats.org/drawingml/2006/main">
+              <a:graphicData uri="http://schemas.openxmlformats.org/drawingml/2006/picture">
+                <pic:pic xmlns:pic="http://schemas.openxmlformats.org/drawingml/2006/picture">
+                  <pic:nvPicPr>
+                    <pic:cNvPr id="1466105179" name="Picture 1" descr="A screenshot of a computer&#10;&#10;Description automatically generated"/>
+                    <pic:cNvPicPr/>
+                  </pic:nvPicPr>
+                  <pic:blipFill>
+                    <a:blip r:embed="rId10">
+                      <a:extLst>
+                        <a:ext uri="{28A0092B-C50C-407E-A947-70E740481C1C}">
+                          <a14:useLocalDpi xmlns:a14="http://schemas.microsoft.com/office/drawing/2010/main" val="0"/>
+                        </a:ext>
+                      </a:extLst>
+                    </a:blip>
+                    <a:stretch>
+                      <a:fillRect/>
+                    </a:stretch>
+                  </pic:blipFill>
+                  <pic:spPr>
+                    <a:xfrm>
+                      <a:off x="0" y="0"/>
+                      <a:ext cx="1985428" cy="1262699"/>
+                    </a:xfrm>
+                    <a:prstGeom prst="rect">
+                      <a:avLst/>
+                    </a:prstGeom>
+                  </pic:spPr>
+                </pic:pic>
+              </a:graphicData>
+            </a:graphic>
+          </wp:inline>
+        </w:drawing>
+      </w:r>
+    </w:p>
+    <w:p>
+      <w:pPr>
+        <w:rPr>
+          <w:rFonts w:ascii="Calibri" w:hAnsi="Calibri" w:cs="Calibri"/>
+          <w:sz w:val="22"/>
+          <w:szCs w:val="22"/>
+        </w:rPr>
+      </w:pPr>
+    </w:p>
+    <w:p>
+      <w:pPr>
+        <w:rPr>
+          <w:rFonts w:ascii="Calibri" w:hAnsi="Calibri" w:cs="Calibri"/>
+          <w:sz w:val="22"/>
+          <w:szCs w:val="22"/>
+        </w:rPr>
+      </w:pPr>
+      <w:r>
+        <w:rPr>
+          <w:rFonts w:ascii="Calibri" w:hAnsi="Calibri" w:cs="Calibri"/>
+          <w:sz w:val="22"/>
+          <w:szCs w:val="22"/>
+        </w:rPr>
+        <w:t>CREATE OR REPLACE TABLE `yhcr-prd-bradfor-bia-</w:t>
+      </w:r>
+      <w:proofErr w:type="gramStart"/>
+      <w:r>
+        <w:rPr>
+          <w:rFonts w:ascii="Calibri" w:hAnsi="Calibri" w:cs="Calibri"/>
+          <w:sz w:val="22"/>
+          <w:szCs w:val="22"/>
+        </w:rPr>
+        <w:t>core.CB</w:t>
+      </w:r>
+      <w:proofErr w:type="gramEnd"/>
+      <w:r>
+        <w:rPr>
+          <w:rFonts w:ascii="Calibri" w:hAnsi="Calibri" w:cs="Calibri"/>
+          <w:sz w:val="22"/>
+          <w:szCs w:val="22"/>
+        </w:rPr>
+        <w:t>_1745.IHtbl_BPage` AS (</w:t>
+      </w:r>
+    </w:p>
+    <w:p>
+      <w:pPr>
+        <w:rPr>
+          <w:rFonts w:ascii="Calibri" w:hAnsi="Calibri" w:cs="Calibri"/>
+          <w:sz w:val="22"/>
+          <w:szCs w:val="22"/>
+        </w:rPr>
+      </w:pPr>
+      <w:r>
+        <w:rPr>
+          <w:rFonts w:ascii="Calibri" w:hAnsi="Calibri" w:cs="Calibri"/>
+          <w:sz w:val="22"/>
+          <w:szCs w:val="22"/>
+        </w:rPr>
+        <w:t xml:space="preserve">  SELECT * FROM (</w:t>
+      </w:r>
+    </w:p>
+    <w:p>
+      <w:pPr>
+        <w:rPr>
+          <w:rFonts w:ascii="Calibri" w:hAnsi="Calibri" w:cs="Calibri"/>
+          <w:sz w:val="22"/>
+          <w:szCs w:val="22"/>
+        </w:rPr>
+      </w:pPr>
+      <w:r>
+        <w:rPr>
+          <w:rFonts w:ascii="Calibri" w:hAnsi="Calibri" w:cs="Calibri"/>
+          <w:sz w:val="22"/>
+          <w:szCs w:val="22"/>
+        </w:rPr>
+        <w:t xml:space="preserve">    SELECT * FROM `yhcr-prd-bradfor-bia-</w:t>
+      </w:r>
+      <w:proofErr w:type="gramStart"/>
+      <w:r>
+        <w:rPr>
+          <w:rFonts w:ascii="Calibri" w:hAnsi="Calibri" w:cs="Calibri"/>
+          <w:sz w:val="22"/>
+          <w:szCs w:val="22"/>
+        </w:rPr>
+        <w:t>core.CB</w:t>
+      </w:r>
+      <w:proofErr w:type="gramEnd"/>
+      <w:r>
+        <w:rPr>
+          <w:rFonts w:ascii="Calibri" w:hAnsi="Calibri" w:cs="Calibri"/>
+          <w:sz w:val="22"/>
+          <w:szCs w:val="22"/>
+        </w:rPr>
+        <w:t>_1745.IH_tbl_BPdate`)</w:t>
+      </w:r>
+    </w:p>
+    <w:p>
+      <w:pPr>
+        <w:rPr>
+          <w:rFonts w:ascii="Calibri" w:hAnsi="Calibri" w:cs="Calibri"/>
+          <w:sz w:val="22"/>
+          <w:szCs w:val="22"/>
+        </w:rPr>
+      </w:pPr>
+    </w:p>
+    <w:p>
+      <w:pPr>
+        <w:rPr>
+          <w:rFonts w:ascii="Calibri" w:hAnsi="Calibri" w:cs="Calibri"/>
+          <w:sz w:val="22"/>
+          <w:szCs w:val="22"/>
+        </w:rPr>
+      </w:pPr>
+      <w:r>
+        <w:rPr>
+          <w:rFonts w:ascii="Calibri" w:hAnsi="Calibri" w:cs="Calibri"/>
+          <w:sz w:val="22"/>
+          <w:szCs w:val="22"/>
+        </w:rPr>
+        <w:t xml:space="preserve">LEFT JOIN </w:t>
+      </w:r>
+    </w:p>
+    <w:p>
+      <w:pPr>
+        <w:rPr>
+          <w:rFonts w:ascii="Calibri" w:hAnsi="Calibri" w:cs="Calibri"/>
+          <w:sz w:val="22"/>
+          <w:szCs w:val="22"/>
+        </w:rPr>
+      </w:pPr>
+      <w:r>
+        <w:rPr>
+          <w:rFonts w:ascii="Calibri" w:hAnsi="Calibri" w:cs="Calibri"/>
+          <w:sz w:val="22"/>
+          <w:szCs w:val="22"/>
+        </w:rPr>
+        <w:t xml:space="preserve">(select distinct </w:t>
+      </w:r>
+      <w:proofErr w:type="spellStart"/>
+      <w:r>
+        <w:rPr>
+          <w:rFonts w:ascii="Calibri" w:hAnsi="Calibri" w:cs="Calibri"/>
+          <w:sz w:val="22"/>
+          <w:szCs w:val="22"/>
+        </w:rPr>
+        <w:t>person_id_hashed</w:t>
+      </w:r>
+      <w:proofErr w:type="spellEnd"/>
+      <w:r>
+        <w:rPr>
+          <w:rFonts w:ascii="Calibri" w:hAnsi="Calibri" w:cs="Calibri"/>
+          <w:sz w:val="22"/>
+          <w:szCs w:val="22"/>
+        </w:rPr>
+        <w:t xml:space="preserve">, </w:t>
+      </w:r>
+      <w:proofErr w:type="spellStart"/>
+      <w:r>
+        <w:rPr>
+          <w:rFonts w:ascii="Calibri" w:hAnsi="Calibri" w:cs="Calibri"/>
+          <w:sz w:val="22"/>
+          <w:szCs w:val="22"/>
+        </w:rPr>
+        <w:t>birth_datetime</w:t>
+      </w:r>
+      <w:proofErr w:type="spellEnd"/>
+      <w:r>
+        <w:rPr>
+          <w:rFonts w:ascii="Calibri" w:hAnsi="Calibri" w:cs="Calibri"/>
+          <w:sz w:val="22"/>
+          <w:szCs w:val="22"/>
+        </w:rPr>
+        <w:t xml:space="preserve"> FROM `yhcr-prd-bradfor-bia-</w:t>
+      </w:r>
+      <w:proofErr w:type="gramStart"/>
+      <w:r>
+        <w:rPr>
+          <w:rFonts w:ascii="Calibri" w:hAnsi="Calibri" w:cs="Calibri"/>
+          <w:sz w:val="22"/>
+          <w:szCs w:val="22"/>
+        </w:rPr>
+        <w:t>core.CB</w:t>
+      </w:r>
+      <w:proofErr w:type="gramEnd"/>
+      <w:r>
+        <w:rPr>
+          <w:rFonts w:ascii="Calibri" w:hAnsi="Calibri" w:cs="Calibri"/>
+          <w:sz w:val="22"/>
+          <w:szCs w:val="22"/>
+        </w:rPr>
+        <w:t>_1745.IH_tbl_cohort_profile`)</w:t>
+      </w:r>
+    </w:p>
+    <w:p>
+      <w:pPr>
+        <w:rPr>
+          <w:rFonts w:ascii="Calibri" w:hAnsi="Calibri" w:cs="Calibri"/>
+          <w:sz w:val="22"/>
+          <w:szCs w:val="22"/>
+        </w:rPr>
+      </w:pPr>
+      <w:r>
+        <w:rPr>
+          <w:rFonts w:ascii="Calibri" w:hAnsi="Calibri" w:cs="Calibri"/>
+          <w:sz w:val="22"/>
+          <w:szCs w:val="22"/>
+        </w:rPr>
+        <w:t>USING (</w:t>
+      </w:r>
+      <w:proofErr w:type="spellStart"/>
+      <w:r>
+        <w:rPr>
+          <w:rFonts w:ascii="Calibri" w:hAnsi="Calibri" w:cs="Calibri"/>
+          <w:sz w:val="22"/>
+          <w:szCs w:val="22"/>
+        </w:rPr>
+        <w:t>person_id_hashed</w:t>
+      </w:r>
+      <w:proofErr w:type="spellEnd"/>
+      <w:r>
+        <w:rPr>
+          <w:rFonts w:ascii="Calibri" w:hAnsi="Calibri" w:cs="Calibri"/>
+          <w:sz w:val="22"/>
+          <w:szCs w:val="22"/>
+        </w:rPr>
+        <w:t>)</w:t>
+      </w:r>
+    </w:p>
+    <w:p>
+      <w:pPr>
+        <w:rPr>
+          <w:rFonts w:ascii="Calibri" w:hAnsi="Calibri" w:cs="Calibri"/>
+          <w:sz w:val="22"/>
+          <w:szCs w:val="22"/>
+        </w:rPr>
+      </w:pPr>
+      <w:r>
+        <w:rPr>
+          <w:rFonts w:ascii="Calibri" w:hAnsi="Calibri" w:cs="Calibri"/>
+          <w:sz w:val="22"/>
+          <w:szCs w:val="22"/>
+        </w:rPr>
+        <w:t xml:space="preserve">  )</w:t>
+      </w:r>
+    </w:p>
+    <w:p>
+      <w:pPr>
+        <w:rPr>
+          <w:rFonts w:ascii="Calibri" w:hAnsi="Calibri" w:cs="Calibri"/>
+          <w:sz w:val="22"/>
+          <w:szCs w:val="22"/>
+        </w:rPr>
+      </w:pPr>
+    </w:p>
     <w:p>
       <w:pPr>
         <w:rPr>
